--- a/Arrays_Complexity_InClass_Answers.docx
+++ b/Arrays_Complexity_InClass_Answers.docx
@@ -49,11 +49,6 @@
     <w:p>
       <w:r>
         <w:t>Class/Section: __________________</w:t>
-      </w:r>
-    </w:p>
-    <w:p>
-      <w:r>
-        <w:t>Instructions: Predict first, then run the code. Write the required Big-O complexity and a brief justification. Submit this worksheet before the end of class.</w:t>
       </w:r>
     </w:p>
     <w:p>
@@ -150,12 +145,7 @@
     </w:p>
     <w:p>
       <w:r>
-        <w:t>Reason: There are two nested loops, each running n times, so the inner statement executes n * n = n^2 times. The tota</w:t>
-      </w:r>
-      <w:bookmarkStart w:id="0" w:name="_GoBack"/>
-      <w:bookmarkEnd w:id="0"/>
-      <w:r>
-        <w:t>l work grows quadratically with n.</w:t>
+        <w:t>Reason: There are two nested loops, each running n times, so the inner statement executes n * n = n^2 times. The total work grows quadratically with n.</w:t>
       </w:r>
     </w:p>
     <w:p>
@@ -269,7 +259,7 @@
     </w:p>
     <w:p>
       <w:r>
-        <w:t>100, 50, 25, 12, 6, 3, 1</w:t>
+        <w:t>100, 50, 25, 12, 6, 3</w:t>
       </w:r>
     </w:p>
     <w:p>
@@ -278,9 +268,27 @@
       </w:r>
     </w:p>
     <w:p>
+      <w:pPr>
+        <w:rPr>
+          <w:rFonts w:hint="eastAsia" w:eastAsia="宋体"/>
+          <w:lang w:eastAsia="zh-CN"/>
+        </w:rPr>
+      </w:pPr>
       <w:r>
-        <w:t>After each iteration, n is replaced by n // 2 (integer division by 2), so n is halved and rounded down to the nearest integer each time.</w:t>
+        <w:t>After each iteration, n is replaced by n // 2 (integer division by 2), so n is halved and rounded down to the nearest integer each time</w:t>
       </w:r>
+      <w:r>
+        <w:rPr>
+          <w:rFonts w:hint="eastAsia" w:eastAsia="宋体"/>
+          <w:lang w:eastAsia="zh-CN"/>
+        </w:rPr>
+        <w:t>，</w:t>
+      </w:r>
+      <w:r>
+        <w:t xml:space="preserve">then stopping because n becomes 1 </w:t>
+      </w:r>
+      <w:bookmarkStart w:id="0" w:name="_GoBack"/>
+      <w:bookmarkEnd w:id="0"/>
     </w:p>
     <w:p>
       <w:r>
@@ -709,7 +717,7 @@
     <w:lsdException w:uiPriority="99" w:name="Normal Indent"/>
     <w:lsdException w:uiPriority="99" w:name="footnote text"/>
     <w:lsdException w:uiPriority="99" w:name="annotation text"/>
-    <w:lsdException w:uiPriority="99" w:semiHidden="0" w:name="header"/>
+    <w:lsdException w:qFormat="1" w:uiPriority="99" w:semiHidden="0" w:name="header"/>
     <w:lsdException w:uiPriority="99" w:semiHidden="0" w:name="footer"/>
     <w:lsdException w:uiPriority="99" w:name="index heading"/>
     <w:lsdException w:qFormat="1" w:uiPriority="35" w:name="caption"/>
@@ -723,20 +731,20 @@
     <w:lsdException w:uiPriority="99" w:name="endnote reference"/>
     <w:lsdException w:uiPriority="99" w:name="endnote text"/>
     <w:lsdException w:uiPriority="99" w:name="table of authorities"/>
-    <w:lsdException w:uiPriority="99" w:semiHidden="0" w:name="macro"/>
+    <w:lsdException w:qFormat="1" w:uiPriority="99" w:semiHidden="0" w:name="macro"/>
     <w:lsdException w:uiPriority="99" w:name="toa heading"/>
-    <w:lsdException w:uiPriority="99" w:semiHidden="0" w:name="List"/>
-    <w:lsdException w:uiPriority="99" w:semiHidden="0" w:name="List Bullet"/>
-    <w:lsdException w:uiPriority="99" w:semiHidden="0" w:name="List Number"/>
-    <w:lsdException w:uiPriority="99" w:semiHidden="0" w:name="List 2"/>
-    <w:lsdException w:uiPriority="99" w:semiHidden="0" w:name="List 3"/>
+    <w:lsdException w:qFormat="1" w:uiPriority="99" w:semiHidden="0" w:name="List"/>
+    <w:lsdException w:qFormat="1" w:uiPriority="99" w:semiHidden="0" w:name="List Bullet"/>
+    <w:lsdException w:qFormat="1" w:uiPriority="99" w:semiHidden="0" w:name="List Number"/>
+    <w:lsdException w:qFormat="1" w:uiPriority="99" w:semiHidden="0" w:name="List 2"/>
+    <w:lsdException w:qFormat="1" w:uiPriority="99" w:semiHidden="0" w:name="List 3"/>
     <w:lsdException w:uiPriority="99" w:name="List 4"/>
     <w:lsdException w:uiPriority="99" w:name="List 5"/>
-    <w:lsdException w:uiPriority="99" w:semiHidden="0" w:name="List Bullet 2"/>
-    <w:lsdException w:uiPriority="99" w:semiHidden="0" w:name="List Bullet 3"/>
+    <w:lsdException w:qFormat="1" w:uiPriority="99" w:semiHidden="0" w:name="List Bullet 2"/>
+    <w:lsdException w:qFormat="1" w:uiPriority="99" w:semiHidden="0" w:name="List Bullet 3"/>
     <w:lsdException w:uiPriority="99" w:name="List Bullet 4"/>
     <w:lsdException w:uiPriority="99" w:name="List Bullet 5"/>
-    <w:lsdException w:uiPriority="99" w:semiHidden="0" w:name="List Number 2"/>
+    <w:lsdException w:qFormat="1" w:uiPriority="99" w:semiHidden="0" w:name="List Number 2"/>
     <w:lsdException w:uiPriority="99" w:semiHidden="0" w:name="List Number 3"/>
     <w:lsdException w:uiPriority="99" w:name="List Number 4"/>
     <w:lsdException w:uiPriority="99" w:name="List Number 5"/>
@@ -744,11 +752,11 @@
     <w:lsdException w:uiPriority="99" w:name="Closing"/>
     <w:lsdException w:uiPriority="99" w:name="Signature"/>
     <w:lsdException w:uiPriority="1" w:name="Default Paragraph Font"/>
-    <w:lsdException w:uiPriority="99" w:semiHidden="0" w:name="Body Text"/>
+    <w:lsdException w:qFormat="1" w:uiPriority="99" w:semiHidden="0" w:name="Body Text"/>
     <w:lsdException w:uiPriority="99" w:name="Body Text Indent"/>
-    <w:lsdException w:uiPriority="99" w:semiHidden="0" w:name="List Continue"/>
-    <w:lsdException w:uiPriority="99" w:semiHidden="0" w:name="List Continue 2"/>
-    <w:lsdException w:uiPriority="99" w:semiHidden="0" w:name="List Continue 3"/>
+    <w:lsdException w:qFormat="1" w:uiPriority="99" w:semiHidden="0" w:name="List Continue"/>
+    <w:lsdException w:qFormat="1" w:uiPriority="99" w:semiHidden="0" w:name="List Continue 2"/>
+    <w:lsdException w:qFormat="1" w:uiPriority="99" w:semiHidden="0" w:name="List Continue 3"/>
     <w:lsdException w:uiPriority="99" w:name="List Continue 4"/>
     <w:lsdException w:uiPriority="99" w:name="List Continue 5"/>
     <w:lsdException w:uiPriority="99" w:name="Message Header"/>
@@ -758,8 +766,8 @@
     <w:lsdException w:uiPriority="99" w:name="Body Text First Indent"/>
     <w:lsdException w:uiPriority="99" w:name="Body Text First Indent 2"/>
     <w:lsdException w:uiPriority="99" w:name="Note Heading"/>
-    <w:lsdException w:uiPriority="99" w:semiHidden="0" w:name="Body Text 2"/>
-    <w:lsdException w:uiPriority="99" w:semiHidden="0" w:name="Body Text 3"/>
+    <w:lsdException w:qFormat="1" w:uiPriority="99" w:semiHidden="0" w:name="Body Text 2"/>
+    <w:lsdException w:qFormat="1" w:uiPriority="99" w:semiHidden="0" w:name="Body Text 3"/>
     <w:lsdException w:uiPriority="99" w:name="Body Text Indent 2"/>
     <w:lsdException w:uiPriority="99" w:name="Body Text Indent 3"/>
     <w:lsdException w:uiPriority="99" w:name="Block Text"/>
@@ -781,7 +789,7 @@
     <w:lsdException w:uiPriority="99" w:name="HTML Sample"/>
     <w:lsdException w:uiPriority="99" w:name="HTML Typewriter"/>
     <w:lsdException w:uiPriority="99" w:name="HTML Variable"/>
-    <w:lsdException w:uiPriority="99" w:name="Normal Table"/>
+    <w:lsdException w:qFormat="1" w:uiPriority="99" w:name="Normal Table"/>
     <w:lsdException w:uiPriority="99" w:name="annotation subject"/>
     <w:lsdException w:uiPriority="99" w:name="Table Simple 1"/>
     <w:lsdException w:uiPriority="99" w:name="Table Simple 2"/>
@@ -1191,6 +1199,7 @@
     <w:name w:val="Normal Table"/>
     <w:semiHidden/>
     <w:unhideWhenUsed/>
+    <w:qFormat/>
     <w:uiPriority w:val="99"/>
     <w:tblPr>
       <w:tblCellMar>
@@ -1205,6 +1214,7 @@
     <w:name w:val="macro"/>
     <w:link w:val="147"/>
     <w:unhideWhenUsed/>
+    <w:qFormat/>
     <w:uiPriority w:val="99"/>
     <w:pPr>
       <w:tabs>
@@ -1229,6 +1239,7 @@
     <w:name w:val="List 3"/>
     <w:basedOn w:val="1"/>
     <w:unhideWhenUsed/>
+    <w:qFormat/>
     <w:uiPriority w:val="99"/>
     <w:pPr>
       <w:ind w:left="1080" w:hanging="360"/>
@@ -1239,6 +1250,7 @@
     <w:name w:val="List Number 2"/>
     <w:basedOn w:val="1"/>
     <w:unhideWhenUsed/>
+    <w:qFormat/>
     <w:uiPriority w:val="99"/>
     <w:pPr>
       <w:numPr>
@@ -1252,6 +1264,7 @@
     <w:name w:val="List Number"/>
     <w:basedOn w:val="1"/>
     <w:unhideWhenUsed/>
+    <w:qFormat/>
     <w:uiPriority w:val="99"/>
     <w:pPr>
       <w:numPr>
@@ -1289,6 +1302,7 @@
     <w:name w:val="List Bullet"/>
     <w:basedOn w:val="1"/>
     <w:unhideWhenUsed/>
+    <w:qFormat/>
     <w:uiPriority w:val="99"/>
     <w:pPr>
       <w:numPr>
@@ -1303,6 +1317,7 @@
     <w:basedOn w:val="1"/>
     <w:link w:val="146"/>
     <w:unhideWhenUsed/>
+    <w:qFormat/>
     <w:uiPriority w:val="99"/>
     <w:pPr>
       <w:spacing w:after="120"/>
@@ -1316,6 +1331,7 @@
     <w:name w:val="List Bullet 3"/>
     <w:basedOn w:val="1"/>
     <w:unhideWhenUsed/>
+    <w:qFormat/>
     <w:uiPriority w:val="99"/>
     <w:pPr>
       <w:numPr>
@@ -1330,6 +1346,7 @@
     <w:basedOn w:val="1"/>
     <w:link w:val="144"/>
     <w:unhideWhenUsed/>
+    <w:qFormat/>
     <w:uiPriority w:val="99"/>
     <w:pPr>
       <w:spacing w:after="120"/>
@@ -1352,6 +1369,7 @@
     <w:name w:val="List 2"/>
     <w:basedOn w:val="1"/>
     <w:unhideWhenUsed/>
+    <w:qFormat/>
     <w:uiPriority w:val="99"/>
     <w:pPr>
       <w:ind w:left="720" w:hanging="360"/>
@@ -1362,6 +1380,7 @@
     <w:name w:val="List Continue"/>
     <w:basedOn w:val="1"/>
     <w:unhideWhenUsed/>
+    <w:qFormat/>
     <w:uiPriority w:val="99"/>
     <w:pPr>
       <w:spacing w:after="120"/>
@@ -1373,6 +1392,7 @@
     <w:name w:val="List Bullet 2"/>
     <w:basedOn w:val="1"/>
     <w:unhideWhenUsed/>
+    <w:qFormat/>
     <w:uiPriority w:val="99"/>
     <w:pPr>
       <w:numPr>
@@ -1401,6 +1421,7 @@
     <w:basedOn w:val="1"/>
     <w:link w:val="135"/>
     <w:unhideWhenUsed/>
+    <w:qFormat/>
     <w:uiPriority w:val="99"/>
     <w:pPr>
       <w:tabs>
@@ -1436,6 +1457,7 @@
     <w:name w:val="List"/>
     <w:basedOn w:val="1"/>
     <w:unhideWhenUsed/>
+    <w:qFormat/>
     <w:uiPriority w:val="99"/>
     <w:pPr>
       <w:ind w:left="360" w:hanging="360"/>
@@ -1447,6 +1469,7 @@
     <w:basedOn w:val="1"/>
     <w:link w:val="145"/>
     <w:unhideWhenUsed/>
+    <w:qFormat/>
     <w:uiPriority w:val="99"/>
     <w:pPr>
       <w:spacing w:after="120" w:line="480" w:lineRule="auto"/>
@@ -1456,6 +1479,7 @@
     <w:name w:val="List Continue 2"/>
     <w:basedOn w:val="1"/>
     <w:unhideWhenUsed/>
+    <w:qFormat/>
     <w:uiPriority w:val="99"/>
     <w:pPr>
       <w:spacing w:after="120"/>
@@ -1467,6 +1491,7 @@
     <w:name w:val="List Continue 3"/>
     <w:basedOn w:val="1"/>
     <w:unhideWhenUsed/>
+    <w:qFormat/>
     <w:uiPriority w:val="99"/>
     <w:pPr>
       <w:spacing w:after="120"/>
